--- a/book/Assignments/files/FinalProject.docx
+++ b/book/Assignments/files/FinalProject.docx
@@ -80,8 +80,13 @@
       </w:r>
     </w:p>
     <w:p>
-      <w:r>
-        <w:t>You fina</w:t>
+      <w:proofErr w:type="gramStart"/>
+      <w:r>
+        <w:t>You</w:t>
+      </w:r>
+      <w:proofErr w:type="gramEnd"/>
+      <w:r>
+        <w:t xml:space="preserve"> fina</w:t>
       </w:r>
       <w:r>
         <w:t xml:space="preserve">l project proposal outlines </w:t>
@@ -249,9 +254,11 @@
                               <w:ind w:left="720"/>
                               <w:jc w:val="center"/>
                             </w:pPr>
+                            <w:proofErr w:type="gramStart"/>
                             <w:r>
                               <w:t>by</w:t>
                             </w:r>
+                            <w:proofErr w:type="gramEnd"/>
                           </w:p>
                           <w:p>
                             <w:pPr>
@@ -396,9 +403,11 @@
                         <w:ind w:left="720"/>
                         <w:jc w:val="center"/>
                       </w:pPr>
+                      <w:proofErr w:type="gramStart"/>
                       <w:r>
                         <w:t>by</w:t>
                       </w:r>
+                      <w:proofErr w:type="gramEnd"/>
                     </w:p>
                     <w:p>
                       <w:pPr>
@@ -492,7 +501,23 @@
     </w:p>
     <w:p>
       <w:r>
-        <w:t xml:space="preserve">Define the requirements that you will need to be meet in order to achieve minimum </w:t>
+        <w:t xml:space="preserve">Define the requirements that you will need to be </w:t>
+      </w:r>
+      <w:proofErr w:type="gramStart"/>
+      <w:r>
+        <w:t>meet</w:t>
+      </w:r>
+      <w:proofErr w:type="gramEnd"/>
+      <w:r>
+        <w:t xml:space="preserve"> </w:t>
+      </w:r>
+      <w:proofErr w:type="gramStart"/>
+      <w:r>
+        <w:t>in order to</w:t>
+      </w:r>
+      <w:proofErr w:type="gramEnd"/>
+      <w:r>
+        <w:t xml:space="preserve"> achieve minimum </w:t>
       </w:r>
       <w:r>
         <w:t>functionality.  Likewise define</w:t>
@@ -516,7 +541,15 @@
         <w:t>B</w:t>
       </w:r>
       <w:r>
-        <w:t>-level functionality. This could be the NES controller or another device of your choosing but the device must be more than a simple switch or button. Other options include other game peripherals (e.g. joysticks, other controllers, racing wheels), IR remotes, MIDI keyboards, sensors (e.g. temperature, light, sound, distance, cameras).</w:t>
+        <w:t xml:space="preserve">-level functionality. This could be the NES controller or another device of your </w:t>
+      </w:r>
+      <w:proofErr w:type="gramStart"/>
+      <w:r>
+        <w:t>choosing</w:t>
+      </w:r>
+      <w:proofErr w:type="gramEnd"/>
+      <w:r>
+        <w:t xml:space="preserve"> but the device must be more than a simple switch or button. Other options include other game peripherals (e.g. joysticks, other controllers, racing wheels), IR remotes, MIDI keyboards, sensors (e.g. temperature, light, sound, distance, cameras).</w:t>
       </w:r>
       <w:r>
         <w:t xml:space="preserve"> Your instructor must approve the device.</w:t>
@@ -561,10 +594,18 @@
     <w:p/>
     <w:p>
       <w:r>
-        <w:t>You can earn 10 to 25 additional points based on the “difficulty factor” of your project.  Since the NES controller is well documented, it is worth less points, while a new device or the IR controller is worth more points.</w:t>
-      </w:r>
-      <w:r>
-        <w:t xml:space="preserve">. The other 10 points will be for extra features you implement above the minimum functionality.  These 40 points will be weighted by a “difficulty factor”.  Those students with a more </w:t>
+        <w:t xml:space="preserve">You can earn 10 to 25 additional points based on the “difficulty factor” of your project.  Since the NES controller is well documented, it is worth less points, while a new device or the IR controller is worth more </w:t>
+      </w:r>
+      <w:proofErr w:type="gramStart"/>
+      <w:r>
+        <w:t>points.</w:t>
+      </w:r>
+      <w:r>
+        <w:t>.</w:t>
+      </w:r>
+      <w:proofErr w:type="gramEnd"/>
+      <w:r>
+        <w:t xml:space="preserve"> The other 10 points will be for extra features you implement above the minimum functionality.  These 40 points will be weighted by a “difficulty factor”.  Those students with a more </w:t>
       </w:r>
       <w:r>
         <w:t>challenging project can receive</w:t>
@@ -577,24 +618,39 @@
       <w:pPr>
         <w:pStyle w:val="Heading2"/>
       </w:pPr>
+      <w:proofErr w:type="gramStart"/>
       <w:r>
         <w:lastRenderedPageBreak/>
         <w:t>Level-0</w:t>
       </w:r>
+      <w:proofErr w:type="gramEnd"/>
       <w:r>
         <w:t xml:space="preserve"> Description</w:t>
       </w:r>
       <w:r>
-        <w:t xml:space="preserve"> &amp; Top Level Design</w:t>
-      </w:r>
-    </w:p>
-    <w:p>
-      <w:r>
-        <w:t>A level-</w:t>
+        <w:t xml:space="preserve"> &amp; </w:t>
+      </w:r>
+      <w:proofErr w:type="gramStart"/>
+      <w:r>
+        <w:t>Top Level</w:t>
+      </w:r>
+      <w:proofErr w:type="gramEnd"/>
+      <w:r>
+        <w:t xml:space="preserve"> Design</w:t>
+      </w:r>
+    </w:p>
+    <w:p>
+      <w:r>
+        <w:t xml:space="preserve">A </w:t>
+      </w:r>
+      <w:proofErr w:type="gramStart"/>
+      <w:r>
+        <w:t>level-</w:t>
       </w:r>
       <w:r>
         <w:t>0</w:t>
       </w:r>
+      <w:proofErr w:type="gramEnd"/>
       <w:r>
         <w:t xml:space="preserve"> function table defines the overall input, output, and behavior</w:t>
       </w:r>
@@ -640,7 +696,15 @@
         <w:t xml:space="preserve"> for each major subsystem (For example, FPGA, Input Sensors, Output Displays) and</w:t>
       </w:r>
       <w:r>
-        <w:t xml:space="preserve"> with the top level </w:t>
+        <w:t xml:space="preserve"> with the </w:t>
+      </w:r>
+      <w:proofErr w:type="gramStart"/>
+      <w:r>
+        <w:t>top level</w:t>
+      </w:r>
+      <w:proofErr w:type="gramEnd"/>
+      <w:r>
+        <w:t xml:space="preserve"> </w:t>
       </w:r>
       <w:r>
         <w:t xml:space="preserve">signal </w:t>
@@ -655,10 +719,50 @@
         <w:t>.</w:t>
       </w:r>
       <w:r>
-        <w:t xml:space="preserve"> Have a specific line for each input/output signal, defining what the signal is (i.e., temperature, velocity, etc), what the specific interface link is (i.e., USB, Bluetooth, etc), and what port it connects to on each device (i</w:t>
-      </w:r>
-      <w:r>
-        <w:t>.e., UART port, GPIO pin, etc). For the FGPA, draw internal blocks to delineate if the system is just Custom Hardware (FSM and Datapath), just Microblaze, or a combination of Microblaze and custom hardware.</w:t>
+        <w:t xml:space="preserve"> Have a specific line for each input/output signal, defining what the signal is (i.e., temperature, velocity, </w:t>
+      </w:r>
+      <w:proofErr w:type="spellStart"/>
+      <w:r>
+        <w:t>etc</w:t>
+      </w:r>
+      <w:proofErr w:type="spellEnd"/>
+      <w:r>
+        <w:t xml:space="preserve">), what the specific interface link is (i.e., USB, Bluetooth, </w:t>
+      </w:r>
+      <w:proofErr w:type="spellStart"/>
+      <w:r>
+        <w:t>etc</w:t>
+      </w:r>
+      <w:proofErr w:type="spellEnd"/>
+      <w:r>
+        <w:t>), and what port it connects to on each device (i</w:t>
+      </w:r>
+      <w:r>
+        <w:t xml:space="preserve">.e., UART port, GPIO pin, </w:t>
+      </w:r>
+      <w:proofErr w:type="spellStart"/>
+      <w:r>
+        <w:t>etc</w:t>
+      </w:r>
+      <w:proofErr w:type="spellEnd"/>
+      <w:r>
+        <w:t xml:space="preserve">). For the FGPA, draw internal blocks to delineate if the system is just Custom Hardware (FSM and Datapath), just </w:t>
+      </w:r>
+      <w:proofErr w:type="spellStart"/>
+      <w:r>
+        <w:t>Microblaze</w:t>
+      </w:r>
+      <w:proofErr w:type="spellEnd"/>
+      <w:r>
+        <w:t xml:space="preserve">, or a combination of </w:t>
+      </w:r>
+      <w:proofErr w:type="spellStart"/>
+      <w:r>
+        <w:t>Microblaze</w:t>
+      </w:r>
+      <w:proofErr w:type="spellEnd"/>
+      <w:r>
+        <w:t xml:space="preserve"> and custom hardware.</w:t>
       </w:r>
     </w:p>
     <w:p/>
@@ -907,6 +1011,7 @@
         </w:rPr>
       </w:pPr>
       <w:hyperlink r:id="rId12" w:history="1">
+        <w:proofErr w:type="spellStart"/>
         <w:r>
           <w:rPr>
             <w:rStyle w:val="Hyperlink"/>
@@ -917,6 +1022,7 @@
           </w:rPr>
           <w:t>Random_Number_Hints</w:t>
         </w:r>
+        <w:proofErr w:type="spellEnd"/>
       </w:hyperlink>
     </w:p>
     <w:p>
@@ -1070,29 +1176,57 @@
         <w:t>s</w:t>
       </w:r>
       <w:r>
-        <w:t>plit into level-1</w:t>
-      </w:r>
+        <w:t xml:space="preserve">plit into </w:t>
+      </w:r>
+      <w:proofErr w:type="gramStart"/>
+      <w:r>
+        <w:t>level-1</w:t>
+      </w:r>
+      <w:proofErr w:type="gramEnd"/>
       <w:r>
         <w:t xml:space="preserve"> subsystems, such as </w:t>
       </w:r>
-      <w:r>
-        <w:t>datapath and control.</w:t>
+      <w:proofErr w:type="spellStart"/>
+      <w:r>
+        <w:t>datapath</w:t>
+      </w:r>
+      <w:proofErr w:type="spellEnd"/>
+      <w:r>
+        <w:t xml:space="preserve"> and control.</w:t>
       </w:r>
     </w:p>
     <w:p>
       <w:pPr>
         <w:pStyle w:val="Heading3"/>
       </w:pPr>
+      <w:proofErr w:type="gramStart"/>
       <w:r>
         <w:t>Level-1</w:t>
       </w:r>
+      <w:proofErr w:type="gramEnd"/>
       <w:r>
         <w:t xml:space="preserve"> Design</w:t>
       </w:r>
     </w:p>
     <w:p>
       <w:r>
-        <w:t xml:space="preserve">A level-1 design breaks the level-0 </w:t>
+        <w:t xml:space="preserve">A </w:t>
+      </w:r>
+      <w:proofErr w:type="gramStart"/>
+      <w:r>
+        <w:t>level-1</w:t>
+      </w:r>
+      <w:proofErr w:type="gramEnd"/>
+      <w:r>
+        <w:t xml:space="preserve"> design breaks the </w:t>
+      </w:r>
+      <w:proofErr w:type="gramStart"/>
+      <w:r>
+        <w:t>level-0</w:t>
+      </w:r>
+      <w:proofErr w:type="gramEnd"/>
+      <w:r>
+        <w:t xml:space="preserve"> </w:t>
       </w:r>
       <w:r>
         <w:t>design</w:t>
@@ -1113,16 +1247,48 @@
         <w:t>modules;</w:t>
       </w:r>
       <w:r>
-        <w:t xml:space="preserve"> each module generally corresponds to some physical chip, sensor, or actuator.  A system boundary should be drawn showing where the system interacts with the user (signals which cross this boundary are the I/O from the level-0 function table).</w:t>
-      </w:r>
-      <w:r>
-        <w:t xml:space="preserve"> Example subsystems within your FPGA include Datapath, Control (FSM), Microblaze, and Key I/O ports (like UART, Bluetooth, etc).</w:t>
+        <w:t xml:space="preserve"> each module generally corresponds to some physical chip, sensor, or actuator.  A system boundary should be drawn showing where the system interacts with the user (signals which cross this boundary are the I/O from the </w:t>
+      </w:r>
+      <w:proofErr w:type="gramStart"/>
+      <w:r>
+        <w:t>level-0</w:t>
+      </w:r>
+      <w:proofErr w:type="gramEnd"/>
+      <w:r>
+        <w:t xml:space="preserve"> function table).</w:t>
+      </w:r>
+      <w:r>
+        <w:t xml:space="preserve"> Example subsystems within your FPGA include Datapath, Control (FSM), </w:t>
+      </w:r>
+      <w:proofErr w:type="spellStart"/>
+      <w:r>
+        <w:t>Microblaze</w:t>
+      </w:r>
+      <w:proofErr w:type="spellEnd"/>
+      <w:r>
+        <w:t xml:space="preserve">, and Key I/O ports (like UART, Bluetooth, </w:t>
+      </w:r>
+      <w:proofErr w:type="spellStart"/>
+      <w:r>
+        <w:t>etc</w:t>
+      </w:r>
+      <w:proofErr w:type="spellEnd"/>
+      <w:r>
+        <w:t>).</w:t>
       </w:r>
       <w:r>
         <w:t xml:space="preserve">  </w:t>
       </w:r>
       <w:r>
-        <w:t>Describe the internal organization of the chip using a datapath and control sim</w:t>
+        <w:t xml:space="preserve">Describe the internal organization of the chip using a </w:t>
+      </w:r>
+      <w:proofErr w:type="spellStart"/>
+      <w:r>
+        <w:t>datapath</w:t>
+      </w:r>
+      <w:proofErr w:type="spellEnd"/>
+      <w:r>
+        <w:t xml:space="preserve"> and control sim</w:t>
       </w:r>
       <w:r>
         <w:t>ilar to those presented in Lab 1, 2, and 4</w:t>
@@ -1131,22 +1297,51 @@
         <w:t>.</w:t>
       </w:r>
       <w:r>
-        <w:t xml:space="preserve"> Your datapath should be composed of several basic building block (BBBs), like in Lab 1, 2, and 4.</w:t>
-      </w:r>
-      <w:r>
-        <w:t xml:space="preserve">  Make sure that the top level</w:t>
+        <w:t xml:space="preserve"> Your </w:t>
+      </w:r>
+      <w:proofErr w:type="spellStart"/>
+      <w:r>
+        <w:t>datapath</w:t>
+      </w:r>
+      <w:proofErr w:type="spellEnd"/>
+      <w:r>
+        <w:t xml:space="preserve"> should be composed of several basic building block (BBBs), like in Lab 1, 2, and 4.</w:t>
+      </w:r>
+      <w:r>
+        <w:t xml:space="preserve">  Make sure that the top </w:t>
+      </w:r>
+      <w:proofErr w:type="gramStart"/>
+      <w:r>
+        <w:t>level</w:t>
       </w:r>
       <w:r>
         <w:t>-0</w:t>
       </w:r>
-      <w:r>
-        <w:t xml:space="preserve"> signals match those in the Level-1 diagram.</w:t>
+      <w:proofErr w:type="gramEnd"/>
+      <w:r>
+        <w:t xml:space="preserve"> signals match those in the </w:t>
+      </w:r>
+      <w:proofErr w:type="gramStart"/>
+      <w:r>
+        <w:t>Level-1</w:t>
+      </w:r>
+      <w:proofErr w:type="gramEnd"/>
+      <w:r>
+        <w:t xml:space="preserve"> diagram.</w:t>
       </w:r>
     </w:p>
     <w:p/>
     <w:p>
       <w:r>
-        <w:t xml:space="preserve">The Level-1 Design should include a block diagram, showing all I/O signals and interfaces between the </w:t>
+        <w:t xml:space="preserve">The </w:t>
+      </w:r>
+      <w:proofErr w:type="gramStart"/>
+      <w:r>
+        <w:t>Level-1</w:t>
+      </w:r>
+      <w:proofErr w:type="gramEnd"/>
+      <w:r>
+        <w:t xml:space="preserve"> Design should include a block diagram, showing all I/O signals and interfaces between the </w:t>
       </w:r>
       <w:r>
         <w:t>subsystems</w:t>
@@ -1175,10 +1370,26 @@
         <w:t>, equations, or analysis</w:t>
       </w:r>
       <w:r>
-        <w:t xml:space="preserve"> in order for your project to work</w:t>
-      </w:r>
-      <w:r>
-        <w:t xml:space="preserve"> or to derived the key specifications for your system</w:t>
+        <w:t xml:space="preserve"> </w:t>
+      </w:r>
+      <w:proofErr w:type="gramStart"/>
+      <w:r>
+        <w:t>in order for</w:t>
+      </w:r>
+      <w:proofErr w:type="gramEnd"/>
+      <w:r>
+        <w:t xml:space="preserve"> your project to work</w:t>
+      </w:r>
+      <w:r>
+        <w:t xml:space="preserve"> or to </w:t>
+      </w:r>
+      <w:proofErr w:type="gramStart"/>
+      <w:r>
+        <w:t>derived</w:t>
+      </w:r>
+      <w:proofErr w:type="gramEnd"/>
+      <w:r>
+        <w:t xml:space="preserve"> the key specifications for your system</w:t>
       </w:r>
       <w:r>
         <w:t xml:space="preserve">.  </w:t>
@@ -1202,7 +1413,15 @@
     <w:p/>
     <w:p>
       <w:r>
-        <w:t>If your system is creating images on the HDMI monitor (like scopeface), you</w:t>
+        <w:t xml:space="preserve">If your system is creating images on the HDMI monitor (like </w:t>
+      </w:r>
+      <w:proofErr w:type="spellStart"/>
+      <w:r>
+        <w:t>scopeface</w:t>
+      </w:r>
+      <w:proofErr w:type="spellEnd"/>
+      <w:r>
+        <w:t>), you</w:t>
       </w:r>
       <w:r>
         <w:t xml:space="preserve"> should</w:t>
@@ -1211,7 +1430,15 @@
         <w:t xml:space="preserve"> i</w:t>
       </w:r>
       <w:r>
-        <w:t>nclude a drawing of the example scopeface display with the objects and game area drawn to scale</w:t>
+        <w:t xml:space="preserve">nclude a drawing of the example </w:t>
+      </w:r>
+      <w:proofErr w:type="spellStart"/>
+      <w:r>
+        <w:t>scopeface</w:t>
+      </w:r>
+      <w:proofErr w:type="spellEnd"/>
+      <w:r>
+        <w:t xml:space="preserve"> display with the objects and game area drawn to scale</w:t>
       </w:r>
       <w:r>
         <w:t xml:space="preserve"> (row/col pixel scale)</w:t>
@@ -1223,10 +1450,39 @@
     <w:p/>
     <w:p>
       <w:pPr>
+        <w:pStyle w:val="Heading2"/>
+      </w:pPr>
+      <w:r>
+        <w:lastRenderedPageBreak/>
+        <w:t>Milestones</w:t>
+      </w:r>
+    </w:p>
+    <w:p>
+      <w:r>
+        <w:t xml:space="preserve">Set 2 to 3 key milestones (tasks to be done by a certain date) for yourself, to keep yourself on track. Milestones used to be </w:t>
+      </w:r>
+      <w:proofErr w:type="gramStart"/>
+      <w:r>
+        <w:t>graded</w:t>
+      </w:r>
+      <w:proofErr w:type="gramEnd"/>
+      <w:r>
+        <w:t xml:space="preserve"> due dates (like gate checks); however, they </w:t>
+      </w:r>
+      <w:proofErr w:type="gramStart"/>
+      <w:r>
+        <w:t>are now</w:t>
+      </w:r>
+      <w:proofErr w:type="gramEnd"/>
+      <w:r>
+        <w:t xml:space="preserve"> no longer graded.</w:t>
+      </w:r>
+    </w:p>
+    <w:p>
+      <w:pPr>
         <w:pStyle w:val="Heading1"/>
       </w:pPr>
       <w:r>
-        <w:lastRenderedPageBreak/>
         <w:t>Final Demonstration and Test Results</w:t>
       </w:r>
     </w:p>
@@ -1234,8 +1490,13 @@
       <w:r>
         <w:t xml:space="preserve">This section should document the </w:t>
       </w:r>
-      <w:r>
-        <w:t xml:space="preserve">test and demonstration </w:t>
+      <w:proofErr w:type="gramStart"/>
+      <w:r>
+        <w:t>test</w:t>
+      </w:r>
+      <w:proofErr w:type="gramEnd"/>
+      <w:r>
+        <w:t xml:space="preserve"> and demonstration </w:t>
       </w:r>
       <w:r>
         <w:t>results the overall system was able to achieve.</w:t>
@@ -1272,7 +1533,23 @@
         <w:t xml:space="preserve"> above. </w:t>
       </w:r>
       <w:r>
-        <w:t>If you have modified your milestone goals, functionality goals, Level-0 or Level-1 Designs since your proposal/plan, then these should be updated in your final report.</w:t>
+        <w:t xml:space="preserve">If you have modified your milestone goals, functionality goals, </w:t>
+      </w:r>
+      <w:proofErr w:type="gramStart"/>
+      <w:r>
+        <w:t>Level-0</w:t>
+      </w:r>
+      <w:proofErr w:type="gramEnd"/>
+      <w:r>
+        <w:t xml:space="preserve"> or </w:t>
+      </w:r>
+      <w:proofErr w:type="gramStart"/>
+      <w:r>
+        <w:t>Level-1</w:t>
+      </w:r>
+      <w:proofErr w:type="gramEnd"/>
+      <w:r>
+        <w:t xml:space="preserve"> Designs since your proposal/plan, then these should be updated in your final report.</w:t>
       </w:r>
       <w:r>
         <w:t xml:space="preserve"> </w:t>
@@ -1296,7 +1573,6 @@
         <w:t xml:space="preserve"> in either markdown, word, or pdf format. </w:t>
       </w:r>
     </w:p>
-    <w:p/>
     <w:p>
       <w:pPr>
         <w:pStyle w:val="Heading1"/>
@@ -1331,11 +1607,21 @@
         <w:t xml:space="preserve">ou should </w:t>
       </w:r>
       <w:r>
-        <w:t xml:space="preserve">provide the faculty member with a </w:t>
-      </w:r>
+        <w:t xml:space="preserve">provide the faculty </w:t>
+      </w:r>
+      <w:proofErr w:type="gramStart"/>
+      <w:r>
+        <w:t>member</w:t>
+      </w:r>
+      <w:proofErr w:type="gramEnd"/>
+      <w:r>
+        <w:t xml:space="preserve"> with a </w:t>
+      </w:r>
+      <w:proofErr w:type="spellStart"/>
       <w:r>
         <w:t>BitBucket</w:t>
       </w:r>
+      <w:proofErr w:type="spellEnd"/>
       <w:r>
         <w:t xml:space="preserve"> repository </w:t>
       </w:r>
@@ -1358,7 +1644,15 @@
         <w:t xml:space="preserve"> files (include all intermediate files generated by the compiler), PRESENTATION should contain your final power point presentation, DEMO should contain a mpeg, mov, avi, etc. of your project in action along with any documented tests</w:t>
       </w:r>
       <w:r>
-        <w:t xml:space="preserve"> (or a link to a video hosting site like youtube)</w:t>
+        <w:t xml:space="preserve"> (or a link to a video hosting site like </w:t>
+      </w:r>
+      <w:proofErr w:type="spellStart"/>
+      <w:r>
+        <w:t>youtube</w:t>
+      </w:r>
+      <w:proofErr w:type="spellEnd"/>
+      <w:r>
+        <w:t>)</w:t>
       </w:r>
       <w:r>
         <w:t>, and REPORT should contain your report.</w:t>
@@ -3580,6 +3874,7 @@
   <w:style w:type="character" w:default="1" w:styleId="DefaultParagraphFont">
     <w:name w:val="Default Paragraph Font"/>
     <w:uiPriority w:val="1"/>
+    <w:semiHidden/>
     <w:unhideWhenUsed/>
   </w:style>
   <w:style w:type="table" w:default="1" w:styleId="TableNormal">

--- a/book/Assignments/files/FinalProject.docx
+++ b/book/Assignments/files/FinalProject.docx
@@ -80,13 +80,8 @@
       </w:r>
     </w:p>
     <w:p>
-      <w:proofErr w:type="gramStart"/>
-      <w:r>
-        <w:t>You</w:t>
-      </w:r>
-      <w:proofErr w:type="gramEnd"/>
-      <w:r>
-        <w:t xml:space="preserve"> fina</w:t>
+      <w:r>
+        <w:t>You fina</w:t>
       </w:r>
       <w:r>
         <w:t xml:space="preserve">l project proposal outlines </w:t>
@@ -254,11 +249,9 @@
                               <w:ind w:left="720"/>
                               <w:jc w:val="center"/>
                             </w:pPr>
-                            <w:proofErr w:type="gramStart"/>
                             <w:r>
                               <w:t>by</w:t>
                             </w:r>
-                            <w:proofErr w:type="gramEnd"/>
                           </w:p>
                           <w:p>
                             <w:pPr>
@@ -501,111 +494,85 @@
     </w:p>
     <w:p>
       <w:r>
-        <w:t xml:space="preserve">Define the requirements that you will need to be </w:t>
-      </w:r>
-      <w:proofErr w:type="gramStart"/>
-      <w:r>
-        <w:t>meet</w:t>
-      </w:r>
-      <w:proofErr w:type="gramEnd"/>
+        <w:t xml:space="preserve">Define the requirements that you will need to be meet in order to achieve minimum </w:t>
+      </w:r>
+      <w:r>
+        <w:t>functionality.  Likewise define</w:t>
+      </w:r>
+      <w:r>
+        <w:t xml:space="preserve"> B and A-level functionality.  </w:t>
+      </w:r>
+    </w:p>
+    <w:p/>
+    <w:p>
+      <w:r>
+        <w:t xml:space="preserve"> In addition, you must incorporate an external device</w:t>
+      </w:r>
+      <w:r>
+        <w:t xml:space="preserve"> you haven’t previously used in this course</w:t>
+      </w:r>
+      <w:r>
+        <w:t xml:space="preserve"> to achieve </w:t>
+      </w:r>
+      <w:r>
+        <w:t>B</w:t>
+      </w:r>
+      <w:r>
+        <w:t>-level functionality. This could be the NES controller or another device of your choosing but the device must be more than a simple switch or button. Other options include other game peripherals (e.g. joysticks, other controllers, racing wheels), IR remotes, MIDI keyboards, sensors (e.g. temperature, light, sound, distance, cameras).</w:t>
+      </w:r>
+      <w:r>
+        <w:t xml:space="preserve"> Your instructor must approve the device.</w:t>
+      </w:r>
+    </w:p>
+    <w:p/>
+    <w:p>
+      <w:r>
+        <w:t>M</w:t>
+      </w:r>
+      <w:r>
+        <w:t>inimum</w:t>
+      </w:r>
+      <w:r>
+        <w:t xml:space="preserve"> functionality</w:t>
+      </w:r>
       <w:r>
         <w:t xml:space="preserve"> </w:t>
       </w:r>
-      <w:proofErr w:type="gramStart"/>
-      <w:r>
-        <w:t>in order to</w:t>
-      </w:r>
-      <w:proofErr w:type="gramEnd"/>
-      <w:r>
-        <w:t xml:space="preserve"> achieve minimum </w:t>
-      </w:r>
-      <w:r>
-        <w:t>functionality.  Likewise define</w:t>
-      </w:r>
-      <w:r>
-        <w:t xml:space="preserve"> B and A-level functionality.  </w:t>
+      <w:r>
+        <w:t xml:space="preserve">is </w:t>
+      </w:r>
+      <w:r>
+        <w:t>20 points</w:t>
+      </w:r>
+      <w:r>
+        <w:t xml:space="preserve">, and </w:t>
+      </w:r>
+      <w:r>
+        <w:t xml:space="preserve">B or A functionality </w:t>
+      </w:r>
+      <w:r>
+        <w:t xml:space="preserve">are additional </w:t>
+      </w:r>
+      <w:r>
+        <w:t>10 points each</w:t>
+      </w:r>
+      <w:r>
+        <w:t>, totaling to 40 points overall for functionality</w:t>
       </w:r>
     </w:p>
     <w:p/>
     <w:p>
       <w:r>
-        <w:t xml:space="preserve"> In addition, you must incorporate an external device</w:t>
-      </w:r>
-      <w:r>
-        <w:t xml:space="preserve"> you haven’t previously used in this course</w:t>
-      </w:r>
-      <w:r>
-        <w:t xml:space="preserve"> to achieve </w:t>
-      </w:r>
-      <w:r>
-        <w:t>B</w:t>
-      </w:r>
-      <w:r>
-        <w:t xml:space="preserve">-level functionality. This could be the NES controller or another device of your </w:t>
-      </w:r>
-      <w:proofErr w:type="gramStart"/>
-      <w:r>
-        <w:t>choosing</w:t>
-      </w:r>
-      <w:proofErr w:type="gramEnd"/>
-      <w:r>
-        <w:t xml:space="preserve"> but the device must be more than a simple switch or button. Other options include other game peripherals (e.g. joysticks, other controllers, racing wheels), IR remotes, MIDI keyboards, sensors (e.g. temperature, light, sound, distance, cameras).</w:t>
-      </w:r>
-      <w:r>
-        <w:t xml:space="preserve"> Your instructor must approve the device.</w:t>
-      </w:r>
-    </w:p>
-    <w:p/>
-    <w:p>
-      <w:r>
-        <w:t>M</w:t>
-      </w:r>
-      <w:r>
-        <w:t>inimum</w:t>
-      </w:r>
-      <w:r>
-        <w:t xml:space="preserve"> functionality</w:t>
-      </w:r>
-      <w:r>
-        <w:t xml:space="preserve"> </w:t>
-      </w:r>
-      <w:r>
-        <w:t xml:space="preserve">is </w:t>
-      </w:r>
-      <w:r>
-        <w:t>20 points</w:t>
-      </w:r>
-      <w:r>
-        <w:t xml:space="preserve">, and </w:t>
-      </w:r>
-      <w:r>
-        <w:t xml:space="preserve">B or A functionality </w:t>
-      </w:r>
-      <w:r>
-        <w:t xml:space="preserve">are additional </w:t>
-      </w:r>
-      <w:r>
-        <w:t>10 points each</w:t>
-      </w:r>
-      <w:r>
-        <w:t>, totaling to 40 points overall for functionality</w:t>
-      </w:r>
-    </w:p>
-    <w:p/>
-    <w:p>
-      <w:r>
-        <w:t xml:space="preserve">You can earn 10 to 25 additional points based on the “difficulty factor” of your project.  Since the NES controller is well documented, it is worth less points, while a new device or the IR controller is worth more </w:t>
-      </w:r>
-      <w:proofErr w:type="gramStart"/>
-      <w:r>
-        <w:t>points.</w:t>
-      </w:r>
-      <w:r>
-        <w:t>.</w:t>
-      </w:r>
-      <w:proofErr w:type="gramEnd"/>
-      <w:r>
-        <w:t xml:space="preserve"> The other 10 points will be for extra features you implement above the minimum functionality.  These 40 points will be weighted by a “difficulty factor”.  Those students with a more </w:t>
+        <w:t xml:space="preserve">You can earn 0 to </w:t>
+      </w:r>
+      <w:r>
+        <w:t>1</w:t>
+      </w:r>
+      <w:r>
+        <w:t>5 additional points based on the “difficulty factor” of your project.  Since the NES controller is well documented, it is worth less points, while a new device or the IR controller is worth more points.</w:t>
+      </w:r>
+      <w:r>
+        <w:t xml:space="preserve">. The other 10 points will be for extra features you implement above the minimum functionality.  These 40 points will be weighted by a “difficulty factor”.  Those students with a more </w:t>
       </w:r>
       <w:r>
         <w:t>challenging project can receive</w:t>
@@ -618,39 +585,24 @@
       <w:pPr>
         <w:pStyle w:val="Heading2"/>
       </w:pPr>
-      <w:proofErr w:type="gramStart"/>
       <w:r>
         <w:lastRenderedPageBreak/>
         <w:t>Level-0</w:t>
       </w:r>
-      <w:proofErr w:type="gramEnd"/>
       <w:r>
         <w:t xml:space="preserve"> Description</w:t>
       </w:r>
       <w:r>
-        <w:t xml:space="preserve"> &amp; </w:t>
-      </w:r>
-      <w:proofErr w:type="gramStart"/>
-      <w:r>
-        <w:t>Top Level</w:t>
-      </w:r>
-      <w:proofErr w:type="gramEnd"/>
-      <w:r>
-        <w:t xml:space="preserve"> Design</w:t>
-      </w:r>
-    </w:p>
-    <w:p>
-      <w:r>
-        <w:t xml:space="preserve">A </w:t>
-      </w:r>
-      <w:proofErr w:type="gramStart"/>
-      <w:r>
-        <w:t>level-</w:t>
+        <w:t xml:space="preserve"> &amp; Top Level Design</w:t>
+      </w:r>
+    </w:p>
+    <w:p>
+      <w:r>
+        <w:t>A level-</w:t>
       </w:r>
       <w:r>
         <w:t>0</w:t>
       </w:r>
-      <w:proofErr w:type="gramEnd"/>
       <w:r>
         <w:t xml:space="preserve"> function table defines the overall input, output, and behavior</w:t>
       </w:r>
@@ -696,15 +648,7 @@
         <w:t xml:space="preserve"> for each major subsystem (For example, FPGA, Input Sensors, Output Displays) and</w:t>
       </w:r>
       <w:r>
-        <w:t xml:space="preserve"> with the </w:t>
-      </w:r>
-      <w:proofErr w:type="gramStart"/>
-      <w:r>
-        <w:t>top level</w:t>
-      </w:r>
-      <w:proofErr w:type="gramEnd"/>
-      <w:r>
-        <w:t xml:space="preserve"> </w:t>
+        <w:t xml:space="preserve"> with the top level </w:t>
       </w:r>
       <w:r>
         <w:t xml:space="preserve">signal </w:t>
@@ -1176,13 +1120,8 @@
         <w:t>s</w:t>
       </w:r>
       <w:r>
-        <w:t xml:space="preserve">plit into </w:t>
-      </w:r>
-      <w:proofErr w:type="gramStart"/>
-      <w:r>
-        <w:t>level-1</w:t>
-      </w:r>
-      <w:proofErr w:type="gramEnd"/>
+        <w:t>plit into level-1</w:t>
+      </w:r>
       <w:r>
         <w:t xml:space="preserve"> subsystems, such as </w:t>
       </w:r>
@@ -1199,63 +1138,37 @@
       <w:pPr>
         <w:pStyle w:val="Heading3"/>
       </w:pPr>
-      <w:proofErr w:type="gramStart"/>
       <w:r>
         <w:t>Level-1</w:t>
       </w:r>
-      <w:proofErr w:type="gramEnd"/>
       <w:r>
         <w:t xml:space="preserve"> Design</w:t>
       </w:r>
     </w:p>
     <w:p>
       <w:r>
-        <w:t xml:space="preserve">A </w:t>
-      </w:r>
-      <w:proofErr w:type="gramStart"/>
-      <w:r>
-        <w:t>level-1</w:t>
-      </w:r>
-      <w:proofErr w:type="gramEnd"/>
-      <w:r>
-        <w:t xml:space="preserve"> design breaks the </w:t>
-      </w:r>
-      <w:proofErr w:type="gramStart"/>
-      <w:r>
-        <w:t>level-0</w:t>
-      </w:r>
-      <w:proofErr w:type="gramEnd"/>
+        <w:t xml:space="preserve">A level-1 design breaks the level-0 </w:t>
+      </w:r>
+      <w:r>
+        <w:t>design</w:t>
+      </w:r>
+      <w:r>
+        <w:t xml:space="preserve"> into</w:t>
+      </w:r>
+      <w:r>
+        <w:t xml:space="preserve"> further</w:t>
+      </w:r>
+      <w:r>
+        <w:t xml:space="preserve"> subsystems and</w:t>
+      </w:r>
       <w:r>
         <w:t xml:space="preserve"> </w:t>
       </w:r>
       <w:r>
-        <w:t>design</w:t>
-      </w:r>
-      <w:r>
-        <w:t xml:space="preserve"> into</w:t>
-      </w:r>
-      <w:r>
-        <w:t xml:space="preserve"> further</w:t>
-      </w:r>
-      <w:r>
-        <w:t xml:space="preserve"> subsystems and</w:t>
-      </w:r>
-      <w:r>
-        <w:t xml:space="preserve"> </w:t>
-      </w:r>
-      <w:r>
         <w:t>modules;</w:t>
       </w:r>
       <w:r>
-        <w:t xml:space="preserve"> each module generally corresponds to some physical chip, sensor, or actuator.  A system boundary should be drawn showing where the system interacts with the user (signals which cross this boundary are the I/O from the </w:t>
-      </w:r>
-      <w:proofErr w:type="gramStart"/>
-      <w:r>
-        <w:t>level-0</w:t>
-      </w:r>
-      <w:proofErr w:type="gramEnd"/>
-      <w:r>
-        <w:t xml:space="preserve"> function table).</w:t>
+        <w:t xml:space="preserve"> each module generally corresponds to some physical chip, sensor, or actuator.  A system boundary should be drawn showing where the system interacts with the user (signals which cross this boundary are the I/O from the level-0 function table).</w:t>
       </w:r>
       <w:r>
         <w:t xml:space="preserve"> Example subsystems within your FPGA include Datapath, Control (FSM), </w:t>
@@ -1308,40 +1221,19 @@
         <w:t xml:space="preserve"> should be composed of several basic building block (BBBs), like in Lab 1, 2, and 4.</w:t>
       </w:r>
       <w:r>
-        <w:t xml:space="preserve">  Make sure that the top </w:t>
-      </w:r>
-      <w:proofErr w:type="gramStart"/>
-      <w:r>
-        <w:t>level</w:t>
+        <w:t xml:space="preserve">  Make sure that the top level</w:t>
       </w:r>
       <w:r>
         <w:t>-0</w:t>
       </w:r>
-      <w:proofErr w:type="gramEnd"/>
-      <w:r>
-        <w:t xml:space="preserve"> signals match those in the </w:t>
-      </w:r>
-      <w:proofErr w:type="gramStart"/>
-      <w:r>
-        <w:t>Level-1</w:t>
-      </w:r>
-      <w:proofErr w:type="gramEnd"/>
-      <w:r>
-        <w:t xml:space="preserve"> diagram.</w:t>
+      <w:r>
+        <w:t xml:space="preserve"> signals match those in the Level-1 diagram.</w:t>
       </w:r>
     </w:p>
     <w:p/>
     <w:p>
       <w:r>
-        <w:t xml:space="preserve">The </w:t>
-      </w:r>
-      <w:proofErr w:type="gramStart"/>
-      <w:r>
-        <w:t>Level-1</w:t>
-      </w:r>
-      <w:proofErr w:type="gramEnd"/>
-      <w:r>
-        <w:t xml:space="preserve"> Design should include a block diagram, showing all I/O signals and interfaces between the </w:t>
+        <w:t xml:space="preserve">The Level-1 Design should include a block diagram, showing all I/O signals and interfaces between the </w:t>
       </w:r>
       <w:r>
         <w:t>subsystems</w:t>
@@ -1370,26 +1262,10 @@
         <w:t>, equations, or analysis</w:t>
       </w:r>
       <w:r>
-        <w:t xml:space="preserve"> </w:t>
-      </w:r>
-      <w:proofErr w:type="gramStart"/>
-      <w:r>
-        <w:t>in order for</w:t>
-      </w:r>
-      <w:proofErr w:type="gramEnd"/>
-      <w:r>
-        <w:t xml:space="preserve"> your project to work</w:t>
-      </w:r>
-      <w:r>
-        <w:t xml:space="preserve"> or to </w:t>
-      </w:r>
-      <w:proofErr w:type="gramStart"/>
-      <w:r>
-        <w:t>derived</w:t>
-      </w:r>
-      <w:proofErr w:type="gramEnd"/>
-      <w:r>
-        <w:t xml:space="preserve"> the key specifications for your system</w:t>
+        <w:t xml:space="preserve"> in order for your project to work</w:t>
+      </w:r>
+      <w:r>
+        <w:t xml:space="preserve"> or to derived the key specifications for your system</w:t>
       </w:r>
       <w:r>
         <w:t xml:space="preserve">.  </w:t>
@@ -1459,23 +1335,7 @@
     </w:p>
     <w:p>
       <w:r>
-        <w:t xml:space="preserve">Set 2 to 3 key milestones (tasks to be done by a certain date) for yourself, to keep yourself on track. Milestones used to be </w:t>
-      </w:r>
-      <w:proofErr w:type="gramStart"/>
-      <w:r>
-        <w:t>graded</w:t>
-      </w:r>
-      <w:proofErr w:type="gramEnd"/>
-      <w:r>
-        <w:t xml:space="preserve"> due dates (like gate checks); however, they </w:t>
-      </w:r>
-      <w:proofErr w:type="gramStart"/>
-      <w:r>
-        <w:t>are now</w:t>
-      </w:r>
-      <w:proofErr w:type="gramEnd"/>
-      <w:r>
-        <w:t xml:space="preserve"> no longer graded.</w:t>
+        <w:t>Set 2 to 3 key milestones (tasks to be done by a certain date) for yourself, to keep yourself on track. Milestones used to be graded due dates (like gate checks); however, they are now no longer graded.</w:t>
       </w:r>
     </w:p>
     <w:p>
@@ -1490,13 +1350,8 @@
       <w:r>
         <w:t xml:space="preserve">This section should document the </w:t>
       </w:r>
-      <w:proofErr w:type="gramStart"/>
-      <w:r>
-        <w:t>test</w:t>
-      </w:r>
-      <w:proofErr w:type="gramEnd"/>
-      <w:r>
-        <w:t xml:space="preserve"> and demonstration </w:t>
+      <w:r>
+        <w:t xml:space="preserve">test and demonstration </w:t>
       </w:r>
       <w:r>
         <w:t>results the overall system was able to achieve.</w:t>
@@ -1533,23 +1388,7 @@
         <w:t xml:space="preserve"> above. </w:t>
       </w:r>
       <w:r>
-        <w:t xml:space="preserve">If you have modified your milestone goals, functionality goals, </w:t>
-      </w:r>
-      <w:proofErr w:type="gramStart"/>
-      <w:r>
-        <w:t>Level-0</w:t>
-      </w:r>
-      <w:proofErr w:type="gramEnd"/>
-      <w:r>
-        <w:t xml:space="preserve"> or </w:t>
-      </w:r>
-      <w:proofErr w:type="gramStart"/>
-      <w:r>
-        <w:t>Level-1</w:t>
-      </w:r>
-      <w:proofErr w:type="gramEnd"/>
-      <w:r>
-        <w:t xml:space="preserve"> Designs since your proposal/plan, then these should be updated in your final report.</w:t>
+        <w:t>If you have modified your milestone goals, functionality goals, Level-0 or Level-1 Designs since your proposal/plan, then these should be updated in your final report.</w:t>
       </w:r>
       <w:r>
         <w:t xml:space="preserve"> </w:t>
@@ -1607,15 +1446,7 @@
         <w:t xml:space="preserve">ou should </w:t>
       </w:r>
       <w:r>
-        <w:t xml:space="preserve">provide the faculty </w:t>
-      </w:r>
-      <w:proofErr w:type="gramStart"/>
-      <w:r>
-        <w:t>member</w:t>
-      </w:r>
-      <w:proofErr w:type="gramEnd"/>
-      <w:r>
-        <w:t xml:space="preserve"> with a </w:t>
+        <w:t xml:space="preserve">provide the faculty member with a </w:t>
       </w:r>
       <w:proofErr w:type="spellStart"/>
       <w:r>
